--- a/Entrega_Fase3_Grupo14/LEEME_PRIMERO_Fase3.docx
+++ b/Entrega_Fase3_Grupo14/LEEME_PRIMERO_Fase3.docx
@@ -1429,7 +1429,7 @@
               <w:rPr>
                 <w:sz w:val="20"/>
               </w:rPr>
-              <w:t>Instala y configura el sitio, publica los 38 productos, configura el registro, el pago de prueba y la factura automática, recibe P00004 y carga la historia con el script</w:t>
+              <w:t>Instala y configura el sitio, publica los 38 productos, configura el registro, el pago de prueba y la factura automática, recibe P00004, carga la historia con el script y saca los respaldos (antes de la historia y al cierre, cuando Jemima avisa)</w:t>
             </w:r>
           </w:p>
         </w:tc>
@@ -1524,7 +1524,7 @@
               <w:rPr>
                 <w:sz w:val="20"/>
               </w:rPr>
-              <w:t>Hace los pedidos WEB-01 a WEB-08, WEB-10 y WEB-12 en el sitio (flujos A, C, D y E), valida las entregas y prueba el portal</w:t>
+              <w:t>Hace los pedidos WEB-01 a WEB-08, WEB-10 y WEB-12 en el sitio (flujos A, C, D y E), valida las entregas, prueba el portal y avisa en el grupo al terminar WEB-12</w:t>
             </w:r>
           </w:p>
         </w:tc>
@@ -1619,7 +1619,7 @@
               <w:rPr>
                 <w:sz w:val="20"/>
               </w:rPr>
-              <w:t>Formulario del sitio → lead → cotización → portal (WEB-09 y WEB-11, flujo B) y los reportes BI con su tablero</w:t>
+              <w:t>Formulario del sitio → lead → cotización → portal (WEB-09 y WEB-11, flujo B), valida esas dos entregas, y los reportes BI con su tablero después del aviso de WEB-12</w:t>
             </w:r>
           </w:p>
         </w:tc>
@@ -2006,7 +2006,7 @@
               <w:rPr>
                 <w:sz w:val="20"/>
               </w:rPr>
-              <w:t>Últimos pedidos (WEB-10 a WEB-12) antes del corte, BI terminado, manuales, videos. Santiago: informe con los números del BI, PDF y ZIP. Ensayo de la demo</w:t>
+              <w:t>Últimos pedidos (WEB-10 a WEB-12); Jemima avisa al terminar WEB-12 y Alberto respalda. Después, BI terminado, manuales, videos. Santiago: informe con los números del BI, PDF y ZIP. Ensayo de la demo</w:t>
             </w:r>
           </w:p>
         </w:tc>
@@ -2067,7 +2067,7 @@
         <w:pStyle w:val="Prrafodelista"/>
       </w:pPr>
       <w:r>
-        <w:t>•  Respaldo de la base antes de correr el script de la historia, y otro al cerrar los pedidos por el sitio.</w:t>
+        <w:t>•  Respaldos (Alberto): uno antes de correr el script de la historia y otro al cerrar los pedidos por el sitio, cuando Jemima avisa que hizo WEB-12.</w:t>
       </w:r>
     </w:p>
     <w:p>

--- a/Entrega_Fase3_Grupo14/LEEME_PRIMERO_Fase3.docx
+++ b/Entrega_Fase3_Grupo14/LEEME_PRIMERO_Fase3.docx
@@ -750,7 +750,7 @@
         </w:trPr>
         <w:tc>
           <w:tcPr>
-            <w:tcW w:type="dxa" w:w="2628"/>
+            <w:tcW w:type="dxa" w:w="2533"/>
           </w:tcPr>
           <w:p>
             <w:pPr>
@@ -769,7 +769,7 @@
         </w:tc>
         <w:tc>
           <w:tcPr>
-            <w:tcW w:type="dxa" w:w="1017"/>
+            <w:tcW w:type="dxa" w:w="1308"/>
           </w:tcPr>
           <w:p>
             <w:pPr>
@@ -788,7 +788,7 @@
         </w:tc>
         <w:tc>
           <w:tcPr>
-            <w:tcW w:type="dxa" w:w="5426"/>
+            <w:tcW w:type="dxa" w:w="5230"/>
           </w:tcPr>
           <w:p>
             <w:pPr>
@@ -812,7 +812,7 @@
         </w:trPr>
         <w:tc>
           <w:tcPr>
-            <w:tcW w:type="dxa" w:w="2628"/>
+            <w:tcW w:type="dxa" w:w="2533"/>
           </w:tcPr>
           <w:p>
             <w:pPr>
@@ -830,7 +830,7 @@
         </w:tc>
         <w:tc>
           <w:tcPr>
-            <w:tcW w:type="dxa" w:w="1017"/>
+            <w:tcW w:type="dxa" w:w="1308"/>
           </w:tcPr>
           <w:p>
             <w:pPr>
@@ -848,7 +848,7 @@
         </w:tc>
         <w:tc>
           <w:tcPr>
-            <w:tcW w:type="dxa" w:w="5426"/>
+            <w:tcW w:type="dxa" w:w="5230"/>
           </w:tcPr>
           <w:p>
             <w:pPr>
@@ -871,7 +871,7 @@
         </w:trPr>
         <w:tc>
           <w:tcPr>
-            <w:tcW w:type="dxa" w:w="2628"/>
+            <w:tcW w:type="dxa" w:w="2533"/>
           </w:tcPr>
           <w:p>
             <w:pPr>
@@ -889,7 +889,7 @@
         </w:tc>
         <w:tc>
           <w:tcPr>
-            <w:tcW w:type="dxa" w:w="1017"/>
+            <w:tcW w:type="dxa" w:w="1308"/>
           </w:tcPr>
           <w:p>
             <w:pPr>
@@ -907,7 +907,7 @@
         </w:tc>
         <w:tc>
           <w:tcPr>
-            <w:tcW w:type="dxa" w:w="5426"/>
+            <w:tcW w:type="dxa" w:w="5230"/>
           </w:tcPr>
           <w:p>
             <w:pPr>
@@ -930,7 +930,7 @@
         </w:trPr>
         <w:tc>
           <w:tcPr>
-            <w:tcW w:type="dxa" w:w="2628"/>
+            <w:tcW w:type="dxa" w:w="2533"/>
           </w:tcPr>
           <w:p>
             <w:pPr>
@@ -948,7 +948,7 @@
         </w:tc>
         <w:tc>
           <w:tcPr>
-            <w:tcW w:type="dxa" w:w="1017"/>
+            <w:tcW w:type="dxa" w:w="1308"/>
           </w:tcPr>
           <w:p>
             <w:pPr>
@@ -966,7 +966,7 @@
         </w:tc>
         <w:tc>
           <w:tcPr>
-            <w:tcW w:type="dxa" w:w="5426"/>
+            <w:tcW w:type="dxa" w:w="5230"/>
           </w:tcPr>
           <w:p>
             <w:pPr>
@@ -989,7 +989,7 @@
         </w:trPr>
         <w:tc>
           <w:tcPr>
-            <w:tcW w:type="dxa" w:w="2628"/>
+            <w:tcW w:type="dxa" w:w="2533"/>
           </w:tcPr>
           <w:p>
             <w:pPr>
@@ -1007,7 +1007,7 @@
         </w:tc>
         <w:tc>
           <w:tcPr>
-            <w:tcW w:type="dxa" w:w="1017"/>
+            <w:tcW w:type="dxa" w:w="1308"/>
           </w:tcPr>
           <w:p>
             <w:pPr>
@@ -1025,7 +1025,7 @@
         </w:tc>
         <w:tc>
           <w:tcPr>
-            <w:tcW w:type="dxa" w:w="5426"/>
+            <w:tcW w:type="dxa" w:w="5230"/>
           </w:tcPr>
           <w:p>
             <w:pPr>
@@ -1048,7 +1048,7 @@
         </w:trPr>
         <w:tc>
           <w:tcPr>
-            <w:tcW w:type="dxa" w:w="2628"/>
+            <w:tcW w:type="dxa" w:w="2533"/>
           </w:tcPr>
           <w:p>
             <w:pPr>
@@ -1066,7 +1066,7 @@
         </w:tc>
         <w:tc>
           <w:tcPr>
-            <w:tcW w:type="dxa" w:w="1017"/>
+            <w:tcW w:type="dxa" w:w="1308"/>
           </w:tcPr>
           <w:p>
             <w:pPr>
@@ -1084,7 +1084,7 @@
         </w:tc>
         <w:tc>
           <w:tcPr>
-            <w:tcW w:type="dxa" w:w="5426"/>
+            <w:tcW w:type="dxa" w:w="5230"/>
           </w:tcPr>
           <w:p>
             <w:pPr>
@@ -1107,7 +1107,7 @@
         </w:trPr>
         <w:tc>
           <w:tcPr>
-            <w:tcW w:type="dxa" w:w="2628"/>
+            <w:tcW w:type="dxa" w:w="2533"/>
           </w:tcPr>
           <w:p>
             <w:pPr>
@@ -1125,7 +1125,7 @@
         </w:tc>
         <w:tc>
           <w:tcPr>
-            <w:tcW w:type="dxa" w:w="1017"/>
+            <w:tcW w:type="dxa" w:w="1308"/>
           </w:tcPr>
           <w:p>
             <w:pPr>
@@ -1143,7 +1143,7 @@
         </w:tc>
         <w:tc>
           <w:tcPr>
-            <w:tcW w:type="dxa" w:w="5426"/>
+            <w:tcW w:type="dxa" w:w="5230"/>
           </w:tcPr>
           <w:p>
             <w:pPr>
@@ -1166,7 +1166,7 @@
         </w:trPr>
         <w:tc>
           <w:tcPr>
-            <w:tcW w:type="dxa" w:w="2628"/>
+            <w:tcW w:type="dxa" w:w="2533"/>
           </w:tcPr>
           <w:p>
             <w:pPr>
@@ -1184,7 +1184,7 @@
         </w:tc>
         <w:tc>
           <w:tcPr>
-            <w:tcW w:type="dxa" w:w="1017"/>
+            <w:tcW w:type="dxa" w:w="1308"/>
           </w:tcPr>
           <w:p>
             <w:pPr>
@@ -1202,7 +1202,7 @@
         </w:tc>
         <w:tc>
           <w:tcPr>
-            <w:tcW w:type="dxa" w:w="5426"/>
+            <w:tcW w:type="dxa" w:w="5230"/>
           </w:tcPr>
           <w:p>
             <w:pPr>
@@ -1299,7 +1299,7 @@
         </w:trPr>
         <w:tc>
           <w:tcPr>
-            <w:tcW w:type="dxa" w:w="949"/>
+            <w:tcW w:type="dxa" w:w="924"/>
           </w:tcPr>
           <w:p>
             <w:pPr>
@@ -1318,7 +1318,7 @@
         </w:tc>
         <w:tc>
           <w:tcPr>
-            <w:tcW w:type="dxa" w:w="3794"/>
+            <w:tcW w:type="dxa" w:w="3698"/>
           </w:tcPr>
           <w:p>
             <w:pPr>
@@ -1337,7 +1337,7 @@
         </w:tc>
         <w:tc>
           <w:tcPr>
-            <w:tcW w:type="dxa" w:w="711"/>
+            <w:tcW w:type="dxa" w:w="924"/>
           </w:tcPr>
           <w:p>
             <w:pPr>
@@ -1356,7 +1356,7 @@
         </w:tc>
         <w:tc>
           <w:tcPr>
-            <w:tcW w:type="dxa" w:w="2016"/>
+            <w:tcW w:type="dxa" w:w="1964"/>
           </w:tcPr>
           <w:p>
             <w:pPr>
@@ -1375,7 +1375,7 @@
         </w:tc>
         <w:tc>
           <w:tcPr>
-            <w:tcW w:type="dxa" w:w="1601"/>
+            <w:tcW w:type="dxa" w:w="1560"/>
           </w:tcPr>
           <w:p>
             <w:pPr>
@@ -1399,7 +1399,7 @@
         </w:trPr>
         <w:tc>
           <w:tcPr>
-            <w:tcW w:type="dxa" w:w="949"/>
+            <w:tcW w:type="dxa" w:w="924"/>
           </w:tcPr>
           <w:p>
             <w:pPr>
@@ -1417,7 +1417,7 @@
         </w:tc>
         <w:tc>
           <w:tcPr>
-            <w:tcW w:type="dxa" w:w="3794"/>
+            <w:tcW w:type="dxa" w:w="3698"/>
           </w:tcPr>
           <w:p>
             <w:pPr>
@@ -1435,7 +1435,7 @@
         </w:tc>
         <w:tc>
           <w:tcPr>
-            <w:tcW w:type="dxa" w:w="711"/>
+            <w:tcW w:type="dxa" w:w="924"/>
           </w:tcPr>
           <w:p>
             <w:pPr>
@@ -1453,7 +1453,7 @@
         </w:tc>
         <w:tc>
           <w:tcPr>
-            <w:tcW w:type="dxa" w:w="2016"/>
+            <w:tcW w:type="dxa" w:w="1964"/>
           </w:tcPr>
           <w:p>
             <w:pPr>
@@ -1471,7 +1471,7 @@
         </w:tc>
         <w:tc>
           <w:tcPr>
-            <w:tcW w:type="dxa" w:w="1601"/>
+            <w:tcW w:type="dxa" w:w="1560"/>
           </w:tcPr>
           <w:p>
             <w:pPr>
@@ -1494,7 +1494,7 @@
         </w:trPr>
         <w:tc>
           <w:tcPr>
-            <w:tcW w:type="dxa" w:w="949"/>
+            <w:tcW w:type="dxa" w:w="924"/>
           </w:tcPr>
           <w:p>
             <w:pPr>
@@ -1512,7 +1512,7 @@
         </w:tc>
         <w:tc>
           <w:tcPr>
-            <w:tcW w:type="dxa" w:w="3794"/>
+            <w:tcW w:type="dxa" w:w="3698"/>
           </w:tcPr>
           <w:p>
             <w:pPr>
@@ -1530,7 +1530,7 @@
         </w:tc>
         <w:tc>
           <w:tcPr>
-            <w:tcW w:type="dxa" w:w="711"/>
+            <w:tcW w:type="dxa" w:w="924"/>
           </w:tcPr>
           <w:p>
             <w:pPr>
@@ -1548,7 +1548,7 @@
         </w:tc>
         <w:tc>
           <w:tcPr>
-            <w:tcW w:type="dxa" w:w="2016"/>
+            <w:tcW w:type="dxa" w:w="1964"/>
           </w:tcPr>
           <w:p>
             <w:pPr>
@@ -1566,7 +1566,7 @@
         </w:tc>
         <w:tc>
           <w:tcPr>
-            <w:tcW w:type="dxa" w:w="1601"/>
+            <w:tcW w:type="dxa" w:w="1560"/>
           </w:tcPr>
           <w:p>
             <w:pPr>
@@ -1589,7 +1589,7 @@
         </w:trPr>
         <w:tc>
           <w:tcPr>
-            <w:tcW w:type="dxa" w:w="949"/>
+            <w:tcW w:type="dxa" w:w="924"/>
           </w:tcPr>
           <w:p>
             <w:pPr>
@@ -1607,7 +1607,7 @@
         </w:tc>
         <w:tc>
           <w:tcPr>
-            <w:tcW w:type="dxa" w:w="3794"/>
+            <w:tcW w:type="dxa" w:w="3698"/>
           </w:tcPr>
           <w:p>
             <w:pPr>
@@ -1625,7 +1625,7 @@
         </w:tc>
         <w:tc>
           <w:tcPr>
-            <w:tcW w:type="dxa" w:w="711"/>
+            <w:tcW w:type="dxa" w:w="924"/>
           </w:tcPr>
           <w:p>
             <w:pPr>
@@ -1643,7 +1643,7 @@
         </w:tc>
         <w:tc>
           <w:tcPr>
-            <w:tcW w:type="dxa" w:w="2016"/>
+            <w:tcW w:type="dxa" w:w="1964"/>
           </w:tcPr>
           <w:p>
             <w:pPr>
@@ -1661,7 +1661,7 @@
         </w:tc>
         <w:tc>
           <w:tcPr>
-            <w:tcW w:type="dxa" w:w="1601"/>
+            <w:tcW w:type="dxa" w:w="1560"/>
           </w:tcPr>
           <w:p>
             <w:pPr>
@@ -1684,7 +1684,7 @@
         </w:trPr>
         <w:tc>
           <w:tcPr>
-            <w:tcW w:type="dxa" w:w="949"/>
+            <w:tcW w:type="dxa" w:w="924"/>
           </w:tcPr>
           <w:p>
             <w:pPr>
@@ -1702,7 +1702,7 @@
         </w:tc>
         <w:tc>
           <w:tcPr>
-            <w:tcW w:type="dxa" w:w="3794"/>
+            <w:tcW w:type="dxa" w:w="3698"/>
           </w:tcPr>
           <w:p>
             <w:pPr>
@@ -1720,7 +1720,7 @@
         </w:tc>
         <w:tc>
           <w:tcPr>
-            <w:tcW w:type="dxa" w:w="711"/>
+            <w:tcW w:type="dxa" w:w="924"/>
           </w:tcPr>
           <w:p>
             <w:pPr>
@@ -1738,7 +1738,7 @@
         </w:tc>
         <w:tc>
           <w:tcPr>
-            <w:tcW w:type="dxa" w:w="2016"/>
+            <w:tcW w:type="dxa" w:w="1964"/>
           </w:tcPr>
           <w:p>
             <w:pPr>
@@ -1756,7 +1756,7 @@
         </w:tc>
         <w:tc>
           <w:tcPr>
-            <w:tcW w:type="dxa" w:w="1601"/>
+            <w:tcW w:type="dxa" w:w="1560"/>
           </w:tcPr>
           <w:p>
             <w:pPr>
@@ -2147,7 +2147,7 @@
         </w:trPr>
         <w:tc>
           <w:tcPr>
-            <w:tcW w:type="dxa" w:w="778"/>
+            <w:tcW w:type="dxa" w:w="1008"/>
           </w:tcPr>
           <w:p>
             <w:pPr>
@@ -2166,7 +2166,7 @@
         </w:tc>
         <w:tc>
           <w:tcPr>
-            <w:tcW w:type="dxa" w:w="4147"/>
+            <w:tcW w:type="dxa" w:w="4031"/>
           </w:tcPr>
           <w:p>
             <w:pPr>
@@ -2185,7 +2185,7 @@
         </w:tc>
         <w:tc>
           <w:tcPr>
-            <w:tcW w:type="dxa" w:w="4147"/>
+            <w:tcW w:type="dxa" w:w="4031"/>
           </w:tcPr>
           <w:p>
             <w:pPr>
@@ -2209,7 +2209,7 @@
         </w:trPr>
         <w:tc>
           <w:tcPr>
-            <w:tcW w:type="dxa" w:w="778"/>
+            <w:tcW w:type="dxa" w:w="1008"/>
           </w:tcPr>
           <w:p>
             <w:pPr>
@@ -2227,7 +2227,7 @@
         </w:tc>
         <w:tc>
           <w:tcPr>
-            <w:tcW w:type="dxa" w:w="4147"/>
+            <w:tcW w:type="dxa" w:w="4031"/>
           </w:tcPr>
           <w:p>
             <w:pPr>
@@ -2245,7 +2245,7 @@
         </w:tc>
         <w:tc>
           <w:tcPr>
-            <w:tcW w:type="dxa" w:w="4147"/>
+            <w:tcW w:type="dxa" w:w="4031"/>
           </w:tcPr>
           <w:p>
             <w:pPr>
@@ -2268,7 +2268,7 @@
         </w:trPr>
         <w:tc>
           <w:tcPr>
-            <w:tcW w:type="dxa" w:w="778"/>
+            <w:tcW w:type="dxa" w:w="1008"/>
           </w:tcPr>
           <w:p>
             <w:pPr>
@@ -2286,7 +2286,7 @@
         </w:tc>
         <w:tc>
           <w:tcPr>
-            <w:tcW w:type="dxa" w:w="4147"/>
+            <w:tcW w:type="dxa" w:w="4031"/>
           </w:tcPr>
           <w:p>
             <w:pPr>
@@ -2304,7 +2304,7 @@
         </w:tc>
         <w:tc>
           <w:tcPr>
-            <w:tcW w:type="dxa" w:w="4147"/>
+            <w:tcW w:type="dxa" w:w="4031"/>
           </w:tcPr>
           <w:p>
             <w:pPr>
@@ -2327,7 +2327,7 @@
         </w:trPr>
         <w:tc>
           <w:tcPr>
-            <w:tcW w:type="dxa" w:w="778"/>
+            <w:tcW w:type="dxa" w:w="1008"/>
           </w:tcPr>
           <w:p>
             <w:pPr>
@@ -2345,7 +2345,7 @@
         </w:tc>
         <w:tc>
           <w:tcPr>
-            <w:tcW w:type="dxa" w:w="4147"/>
+            <w:tcW w:type="dxa" w:w="4031"/>
           </w:tcPr>
           <w:p>
             <w:pPr>
@@ -2363,7 +2363,7 @@
         </w:tc>
         <w:tc>
           <w:tcPr>
-            <w:tcW w:type="dxa" w:w="4147"/>
+            <w:tcW w:type="dxa" w:w="4031"/>
           </w:tcPr>
           <w:p>
             <w:pPr>
@@ -2386,7 +2386,7 @@
         </w:trPr>
         <w:tc>
           <w:tcPr>
-            <w:tcW w:type="dxa" w:w="778"/>
+            <w:tcW w:type="dxa" w:w="1008"/>
           </w:tcPr>
           <w:p>
             <w:pPr>
@@ -2404,7 +2404,7 @@
         </w:tc>
         <w:tc>
           <w:tcPr>
-            <w:tcW w:type="dxa" w:w="4147"/>
+            <w:tcW w:type="dxa" w:w="4031"/>
           </w:tcPr>
           <w:p>
             <w:pPr>
@@ -2422,7 +2422,7 @@
         </w:tc>
         <w:tc>
           <w:tcPr>
-            <w:tcW w:type="dxa" w:w="4147"/>
+            <w:tcW w:type="dxa" w:w="4031"/>
           </w:tcPr>
           <w:p>
             <w:pPr>
@@ -2445,7 +2445,7 @@
         </w:trPr>
         <w:tc>
           <w:tcPr>
-            <w:tcW w:type="dxa" w:w="778"/>
+            <w:tcW w:type="dxa" w:w="1008"/>
           </w:tcPr>
           <w:p>
             <w:pPr>
@@ -2463,7 +2463,7 @@
         </w:tc>
         <w:tc>
           <w:tcPr>
-            <w:tcW w:type="dxa" w:w="4147"/>
+            <w:tcW w:type="dxa" w:w="4031"/>
           </w:tcPr>
           <w:p>
             <w:pPr>
@@ -2481,7 +2481,7 @@
         </w:tc>
         <w:tc>
           <w:tcPr>
-            <w:tcW w:type="dxa" w:w="4147"/>
+            <w:tcW w:type="dxa" w:w="4031"/>
           </w:tcPr>
           <w:p>
             <w:pPr>
@@ -2504,7 +2504,7 @@
         </w:trPr>
         <w:tc>
           <w:tcPr>
-            <w:tcW w:type="dxa" w:w="778"/>
+            <w:tcW w:type="dxa" w:w="1008"/>
           </w:tcPr>
           <w:p>
             <w:pPr>
@@ -2522,7 +2522,7 @@
         </w:tc>
         <w:tc>
           <w:tcPr>
-            <w:tcW w:type="dxa" w:w="4147"/>
+            <w:tcW w:type="dxa" w:w="4031"/>
           </w:tcPr>
           <w:p>
             <w:pPr>
@@ -2540,7 +2540,7 @@
         </w:tc>
         <w:tc>
           <w:tcPr>
-            <w:tcW w:type="dxa" w:w="4147"/>
+            <w:tcW w:type="dxa" w:w="4031"/>
           </w:tcPr>
           <w:p>
             <w:pPr>
@@ -2563,7 +2563,7 @@
         </w:trPr>
         <w:tc>
           <w:tcPr>
-            <w:tcW w:type="dxa" w:w="778"/>
+            <w:tcW w:type="dxa" w:w="1008"/>
           </w:tcPr>
           <w:p>
             <w:pPr>
@@ -2581,7 +2581,7 @@
         </w:tc>
         <w:tc>
           <w:tcPr>
-            <w:tcW w:type="dxa" w:w="4147"/>
+            <w:tcW w:type="dxa" w:w="4031"/>
           </w:tcPr>
           <w:p>
             <w:pPr>
@@ -2599,7 +2599,7 @@
         </w:tc>
         <w:tc>
           <w:tcPr>
-            <w:tcW w:type="dxa" w:w="4147"/>
+            <w:tcW w:type="dxa" w:w="4031"/>
           </w:tcPr>
           <w:p>
             <w:pPr>
@@ -2622,7 +2622,7 @@
         </w:trPr>
         <w:tc>
           <w:tcPr>
-            <w:tcW w:type="dxa" w:w="778"/>
+            <w:tcW w:type="dxa" w:w="1008"/>
           </w:tcPr>
           <w:p>
             <w:pPr>
@@ -2640,7 +2640,7 @@
         </w:tc>
         <w:tc>
           <w:tcPr>
-            <w:tcW w:type="dxa" w:w="4147"/>
+            <w:tcW w:type="dxa" w:w="4031"/>
           </w:tcPr>
           <w:p>
             <w:pPr>
@@ -2658,7 +2658,7 @@
         </w:tc>
         <w:tc>
           <w:tcPr>
-            <w:tcW w:type="dxa" w:w="4147"/>
+            <w:tcW w:type="dxa" w:w="4031"/>
           </w:tcPr>
           <w:p>
             <w:pPr>
@@ -2681,7 +2681,7 @@
         </w:trPr>
         <w:tc>
           <w:tcPr>
-            <w:tcW w:type="dxa" w:w="778"/>
+            <w:tcW w:type="dxa" w:w="1008"/>
           </w:tcPr>
           <w:p>
             <w:pPr>
@@ -2699,7 +2699,7 @@
         </w:tc>
         <w:tc>
           <w:tcPr>
-            <w:tcW w:type="dxa" w:w="4147"/>
+            <w:tcW w:type="dxa" w:w="4031"/>
           </w:tcPr>
           <w:p>
             <w:pPr>
@@ -2717,7 +2717,7 @@
         </w:tc>
         <w:tc>
           <w:tcPr>
-            <w:tcW w:type="dxa" w:w="4147"/>
+            <w:tcW w:type="dxa" w:w="4031"/>
           </w:tcPr>
           <w:p>
             <w:pPr>
@@ -2740,7 +2740,7 @@
         </w:trPr>
         <w:tc>
           <w:tcPr>
-            <w:tcW w:type="dxa" w:w="778"/>
+            <w:tcW w:type="dxa" w:w="1008"/>
           </w:tcPr>
           <w:p>
             <w:pPr>
@@ -2758,7 +2758,7 @@
         </w:tc>
         <w:tc>
           <w:tcPr>
-            <w:tcW w:type="dxa" w:w="4147"/>
+            <w:tcW w:type="dxa" w:w="4031"/>
           </w:tcPr>
           <w:p>
             <w:pPr>
@@ -2776,7 +2776,7 @@
         </w:tc>
         <w:tc>
           <w:tcPr>
-            <w:tcW w:type="dxa" w:w="4147"/>
+            <w:tcW w:type="dxa" w:w="4031"/>
           </w:tcPr>
           <w:p>
             <w:pPr>
@@ -2799,7 +2799,7 @@
         </w:trPr>
         <w:tc>
           <w:tcPr>
-            <w:tcW w:type="dxa" w:w="778"/>
+            <w:tcW w:type="dxa" w:w="1008"/>
           </w:tcPr>
           <w:p>
             <w:pPr>
@@ -2817,7 +2817,7 @@
         </w:tc>
         <w:tc>
           <w:tcPr>
-            <w:tcW w:type="dxa" w:w="4147"/>
+            <w:tcW w:type="dxa" w:w="4031"/>
           </w:tcPr>
           <w:p>
             <w:pPr>
@@ -2835,7 +2835,7 @@
         </w:tc>
         <w:tc>
           <w:tcPr>
-            <w:tcW w:type="dxa" w:w="4147"/>
+            <w:tcW w:type="dxa" w:w="4031"/>
           </w:tcPr>
           <w:p>
             <w:pPr>
@@ -2858,7 +2858,7 @@
         </w:trPr>
         <w:tc>
           <w:tcPr>
-            <w:tcW w:type="dxa" w:w="778"/>
+            <w:tcW w:type="dxa" w:w="1008"/>
           </w:tcPr>
           <w:p>
             <w:pPr>
@@ -2876,7 +2876,7 @@
         </w:tc>
         <w:tc>
           <w:tcPr>
-            <w:tcW w:type="dxa" w:w="4147"/>
+            <w:tcW w:type="dxa" w:w="4031"/>
           </w:tcPr>
           <w:p>
             <w:pPr>
@@ -2894,7 +2894,7 @@
         </w:tc>
         <w:tc>
           <w:tcPr>
-            <w:tcW w:type="dxa" w:w="4147"/>
+            <w:tcW w:type="dxa" w:w="4031"/>
           </w:tcPr>
           <w:p>
             <w:pPr>
@@ -2917,7 +2917,7 @@
         </w:trPr>
         <w:tc>
           <w:tcPr>
-            <w:tcW w:type="dxa" w:w="778"/>
+            <w:tcW w:type="dxa" w:w="1008"/>
           </w:tcPr>
           <w:p>
             <w:pPr>
@@ -2935,7 +2935,7 @@
         </w:tc>
         <w:tc>
           <w:tcPr>
-            <w:tcW w:type="dxa" w:w="4147"/>
+            <w:tcW w:type="dxa" w:w="4031"/>
           </w:tcPr>
           <w:p>
             <w:pPr>
@@ -2953,7 +2953,7 @@
         </w:tc>
         <w:tc>
           <w:tcPr>
-            <w:tcW w:type="dxa" w:w="4147"/>
+            <w:tcW w:type="dxa" w:w="4031"/>
           </w:tcPr>
           <w:p>
             <w:pPr>
